--- a/docs/user-guide/user-guide.docx
+++ b/docs/user-guide/user-guide.docx
@@ -82,7 +82,7 @@
           <w:sz w:val="20"/>
           <w:szCs w:val="20"/>
         </w:rPr>
-        <w:t xml:space="preserve">Versão 2.0  ·  6 de junho de 2026</w:t>
+        <w:t xml:space="preserve">Versão 2.0  ·  8 de junho de 2026</w:t>
       </w:r>
     </w:p>
     <w:p>
@@ -3664,6 +3664,749 @@
           <w:sz w:val="28"/>
           <w:szCs w:val="28"/>
         </w:rPr>
+        <w:t xml:space="preserve">Instalando o app no seu dispositivo</w:t>
+      </w:r>
+    </w:p>
+    <w:p>
+      <w:pPr>
+        <w:spacing w:after="80" w:before="80"/>
+      </w:pPr>
+    </w:p>
+    <w:p>
+      <w:pPr>
+        <w:spacing w:after="80" w:before="80"/>
+      </w:pPr>
+      <w:r>
+        <w:rPr>
+          <w:rFonts w:ascii="Calibri" w:cs="Calibri" w:eastAsia="Calibri" w:hAnsi="Calibri"/>
+          <w:color w:val="1E293B"/>
+          <w:sz w:val="22"/>
+          <w:szCs w:val="22"/>
+        </w:rPr>
+        <w:t xml:space="preserve">O NeuroLearn pode ser instalado como um app nativo no seu celular ou computador — sem precisar da App Store ou Google Play.</w:t>
+      </w:r>
+    </w:p>
+    <w:p>
+      <w:pPr>
+        <w:spacing w:after="80" w:before="80"/>
+      </w:pPr>
+    </w:p>
+    <w:p>
+      <w:pPr>
+        <w:pStyle w:val="Heading3"/>
+        <w:spacing w:after="120" w:before="240"/>
+      </w:pPr>
+      <w:r>
+        <w:rPr>
+          <w:rFonts w:ascii="Calibri" w:cs="Calibri" w:eastAsia="Calibri" w:hAnsi="Calibri"/>
+          <w:b/>
+          <w:bCs/>
+          <w:color w:val="1E293B"/>
+          <w:sz w:val="24"/>
+          <w:szCs w:val="24"/>
+        </w:rPr>
+        <w:t xml:space="preserve">Android (Chrome)</w:t>
+      </w:r>
+    </w:p>
+    <w:p>
+      <w:pPr>
+        <w:spacing w:after="80" w:before="80"/>
+      </w:pPr>
+    </w:p>
+    <w:p>
+      <w:pPr>
+        <w:spacing w:after="80" w:before="80"/>
+      </w:pPr>
+      <w:r>
+        <w:rPr>
+          <w:rFonts w:ascii="Calibri" w:cs="Calibri" w:eastAsia="Calibri" w:hAnsi="Calibri"/>
+          <w:color w:val="1E293B"/>
+          <w:sz w:val="22"/>
+          <w:szCs w:val="22"/>
+        </w:rPr>
+        <w:t xml:space="preserve">1. Abra o NeuroLearn no Chrome</w:t>
+      </w:r>
+    </w:p>
+    <w:p>
+      <w:pPr>
+        <w:spacing w:after="80" w:before="80"/>
+      </w:pPr>
+      <w:r>
+        <w:rPr>
+          <w:rFonts w:ascii="Calibri" w:cs="Calibri" w:eastAsia="Calibri" w:hAnsi="Calibri"/>
+          <w:color w:val="1E293B"/>
+          <w:sz w:val="22"/>
+          <w:szCs w:val="22"/>
+        </w:rPr>
+        <w:t xml:space="preserve">2. Toque nos três pontos (⋮) no canto superior direito</w:t>
+      </w:r>
+    </w:p>
+    <w:p>
+      <w:pPr>
+        <w:spacing w:after="80" w:before="80"/>
+      </w:pPr>
+      <w:r>
+        <w:rPr>
+          <w:rFonts w:ascii="Calibri" w:cs="Calibri" w:eastAsia="Calibri" w:hAnsi="Calibri"/>
+          <w:color w:val="1E293B"/>
+          <w:sz w:val="22"/>
+          <w:szCs w:val="22"/>
+        </w:rPr>
+        <w:t xml:space="preserve">3. Selecione </w:t>
+      </w:r>
+      <w:r>
+        <w:rPr>
+          <w:rFonts w:ascii="Calibri" w:cs="Calibri" w:eastAsia="Calibri" w:hAnsi="Calibri"/>
+          <w:b/>
+          <w:bCs/>
+          <w:color w:val="1E293B"/>
+          <w:sz w:val="22"/>
+          <w:szCs w:val="22"/>
+        </w:rPr>
+        <w:t xml:space="preserve">"Adicionar à tela inicial"</w:t>
+      </w:r>
+      <w:r>
+        <w:rPr>
+          <w:rFonts w:ascii="Calibri" w:cs="Calibri" w:eastAsia="Calibri" w:hAnsi="Calibri"/>
+          <w:color w:val="1E293B"/>
+          <w:sz w:val="22"/>
+          <w:szCs w:val="22"/>
+        </w:rPr>
+        <w:t xml:space="preserve"> ou </w:t>
+      </w:r>
+      <w:r>
+        <w:rPr>
+          <w:rFonts w:ascii="Calibri" w:cs="Calibri" w:eastAsia="Calibri" w:hAnsi="Calibri"/>
+          <w:b/>
+          <w:bCs/>
+          <w:color w:val="1E293B"/>
+          <w:sz w:val="22"/>
+          <w:szCs w:val="22"/>
+        </w:rPr>
+        <w:t xml:space="preserve">"Instalar app"</w:t>
+      </w:r>
+    </w:p>
+    <w:p>
+      <w:pPr>
+        <w:spacing w:after="80" w:before="80"/>
+      </w:pPr>
+      <w:r>
+        <w:rPr>
+          <w:rFonts w:ascii="Calibri" w:cs="Calibri" w:eastAsia="Calibri" w:hAnsi="Calibri"/>
+          <w:color w:val="1E293B"/>
+          <w:sz w:val="22"/>
+          <w:szCs w:val="22"/>
+        </w:rPr>
+        <w:t xml:space="preserve">4. Confirme. O ícone do NeuroLearn aparecerá na sua tela inicial.</w:t>
+      </w:r>
+    </w:p>
+    <w:p>
+      <w:pPr>
+        <w:spacing w:after="80" w:before="80"/>
+      </w:pPr>
+    </w:p>
+    <w:p>
+      <w:pPr>
+        <w:pStyle w:val="Heading3"/>
+        <w:spacing w:after="120" w:before="240"/>
+      </w:pPr>
+      <w:r>
+        <w:rPr>
+          <w:rFonts w:ascii="Calibri" w:cs="Calibri" w:eastAsia="Calibri" w:hAnsi="Calibri"/>
+          <w:b/>
+          <w:bCs/>
+          <w:color w:val="1E293B"/>
+          <w:sz w:val="24"/>
+          <w:szCs w:val="24"/>
+        </w:rPr>
+        <w:t xml:space="preserve">iPhone / iPad (Safari)</w:t>
+      </w:r>
+    </w:p>
+    <w:p>
+      <w:pPr>
+        <w:spacing w:after="80" w:before="80"/>
+      </w:pPr>
+    </w:p>
+    <w:p>
+      <w:pPr>
+        <w:spacing w:after="80" w:before="80"/>
+      </w:pPr>
+      <w:r>
+        <w:rPr>
+          <w:rFonts w:ascii="Calibri" w:cs="Calibri" w:eastAsia="Calibri" w:hAnsi="Calibri"/>
+          <w:color w:val="1E293B"/>
+          <w:sz w:val="22"/>
+          <w:szCs w:val="22"/>
+        </w:rPr>
+        <w:t xml:space="preserve">1. Abra o NeuroLearn no Safari</w:t>
+      </w:r>
+    </w:p>
+    <w:p>
+      <w:pPr>
+        <w:spacing w:after="80" w:before="80"/>
+      </w:pPr>
+      <w:r>
+        <w:rPr>
+          <w:rFonts w:ascii="Calibri" w:cs="Calibri" w:eastAsia="Calibri" w:hAnsi="Calibri"/>
+          <w:color w:val="1E293B"/>
+          <w:sz w:val="22"/>
+          <w:szCs w:val="22"/>
+        </w:rPr>
+        <w:t xml:space="preserve">2. Toque no ícone de compartilhar (□↑) na barra inferior</w:t>
+      </w:r>
+    </w:p>
+    <w:p>
+      <w:pPr>
+        <w:spacing w:after="80" w:before="80"/>
+      </w:pPr>
+      <w:r>
+        <w:rPr>
+          <w:rFonts w:ascii="Calibri" w:cs="Calibri" w:eastAsia="Calibri" w:hAnsi="Calibri"/>
+          <w:color w:val="1E293B"/>
+          <w:sz w:val="22"/>
+          <w:szCs w:val="22"/>
+        </w:rPr>
+        <w:t xml:space="preserve">3. Role e selecione </w:t>
+      </w:r>
+      <w:r>
+        <w:rPr>
+          <w:rFonts w:ascii="Calibri" w:cs="Calibri" w:eastAsia="Calibri" w:hAnsi="Calibri"/>
+          <w:b/>
+          <w:bCs/>
+          <w:color w:val="1E293B"/>
+          <w:sz w:val="22"/>
+          <w:szCs w:val="22"/>
+        </w:rPr>
+        <w:t xml:space="preserve">"Adicionar à Tela de Início"</w:t>
+      </w:r>
+    </w:p>
+    <w:p>
+      <w:pPr>
+        <w:spacing w:after="80" w:before="80"/>
+      </w:pPr>
+      <w:r>
+        <w:rPr>
+          <w:rFonts w:ascii="Calibri" w:cs="Calibri" w:eastAsia="Calibri" w:hAnsi="Calibri"/>
+          <w:color w:val="1E293B"/>
+          <w:sz w:val="22"/>
+          <w:szCs w:val="22"/>
+        </w:rPr>
+        <w:t xml:space="preserve">4. Toque em </w:t>
+      </w:r>
+      <w:r>
+        <w:rPr>
+          <w:rFonts w:ascii="Calibri" w:cs="Calibri" w:eastAsia="Calibri" w:hAnsi="Calibri"/>
+          <w:b/>
+          <w:bCs/>
+          <w:color w:val="1E293B"/>
+          <w:sz w:val="22"/>
+          <w:szCs w:val="22"/>
+        </w:rPr>
+        <w:t xml:space="preserve">"Adicionar"</w:t>
+      </w:r>
+      <w:r>
+        <w:rPr>
+          <w:rFonts w:ascii="Calibri" w:cs="Calibri" w:eastAsia="Calibri" w:hAnsi="Calibri"/>
+          <w:color w:val="1E293B"/>
+          <w:sz w:val="22"/>
+          <w:szCs w:val="22"/>
+        </w:rPr>
+        <w:t xml:space="preserve"> no canto superior direito.</w:t>
+      </w:r>
+    </w:p>
+    <w:p>
+      <w:pPr>
+        <w:spacing w:after="80" w:before="80"/>
+      </w:pPr>
+    </w:p>
+    <w:p>
+      <w:pPr>
+        <w:pStyle w:val="Heading3"/>
+        <w:spacing w:after="120" w:before="240"/>
+      </w:pPr>
+      <w:r>
+        <w:rPr>
+          <w:rFonts w:ascii="Calibri" w:cs="Calibri" w:eastAsia="Calibri" w:hAnsi="Calibri"/>
+          <w:b/>
+          <w:bCs/>
+          <w:color w:val="1E293B"/>
+          <w:sz w:val="24"/>
+          <w:szCs w:val="24"/>
+        </w:rPr>
+        <w:t xml:space="preserve">Desktop (Chrome ou Edge)</w:t>
+      </w:r>
+    </w:p>
+    <w:p>
+      <w:pPr>
+        <w:spacing w:after="80" w:before="80"/>
+      </w:pPr>
+    </w:p>
+    <w:p>
+      <w:pPr>
+        <w:spacing w:after="80" w:before="80"/>
+      </w:pPr>
+      <w:r>
+        <w:rPr>
+          <w:rFonts w:ascii="Calibri" w:cs="Calibri" w:eastAsia="Calibri" w:hAnsi="Calibri"/>
+          <w:color w:val="1E293B"/>
+          <w:sz w:val="22"/>
+          <w:szCs w:val="22"/>
+        </w:rPr>
+        <w:t xml:space="preserve">1. Abra o NeuroLearn no navegador</w:t>
+      </w:r>
+    </w:p>
+    <w:p>
+      <w:pPr>
+        <w:spacing w:after="80" w:before="80"/>
+      </w:pPr>
+      <w:r>
+        <w:rPr>
+          <w:rFonts w:ascii="Calibri" w:cs="Calibri" w:eastAsia="Calibri" w:hAnsi="Calibri"/>
+          <w:color w:val="1E293B"/>
+          <w:sz w:val="22"/>
+          <w:szCs w:val="22"/>
+        </w:rPr>
+        <w:t xml:space="preserve">2. Clique no ícone de instalação (⊕) na barra de endereços</w:t>
+      </w:r>
+    </w:p>
+    <w:p>
+      <w:pPr>
+        <w:spacing w:after="80" w:before="80"/>
+      </w:pPr>
+      <w:r>
+        <w:rPr>
+          <w:rFonts w:ascii="Calibri" w:cs="Calibri" w:eastAsia="Calibri" w:hAnsi="Calibri"/>
+          <w:color w:val="1E293B"/>
+          <w:sz w:val="22"/>
+          <w:szCs w:val="22"/>
+        </w:rPr>
+        <w:t xml:space="preserve">3. Clique em </w:t>
+      </w:r>
+      <w:r>
+        <w:rPr>
+          <w:rFonts w:ascii="Calibri" w:cs="Calibri" w:eastAsia="Calibri" w:hAnsi="Calibri"/>
+          <w:b/>
+          <w:bCs/>
+          <w:color w:val="1E293B"/>
+          <w:sz w:val="22"/>
+          <w:szCs w:val="22"/>
+        </w:rPr>
+        <w:t xml:space="preserve">"Instalar"</w:t>
+      </w:r>
+      <w:r>
+        <w:rPr>
+          <w:rFonts w:ascii="Calibri" w:cs="Calibri" w:eastAsia="Calibri" w:hAnsi="Calibri"/>
+          <w:color w:val="1E293B"/>
+          <w:sz w:val="22"/>
+          <w:szCs w:val="22"/>
+        </w:rPr>
+        <w:t xml:space="preserve">. O app abrirá em janela própria, sem barra do navegador.</w:t>
+      </w:r>
+    </w:p>
+    <w:p>
+      <w:pPr>
+        <w:spacing w:after="80" w:before="80"/>
+      </w:pPr>
+    </w:p>
+    <w:p>
+      <w:pPr>
+        <w:pBdr>
+          <w:left w:color="7C3AED" w:sz="12" w:space="8"/>
+        </w:pBdr>
+        <w:spacing w:after="120" w:before="120"/>
+        <w:ind w:left="576"/>
+      </w:pPr>
+      <w:r>
+        <w:rPr>
+          <w:rFonts w:ascii="Calibri" w:cs="Calibri" w:eastAsia="Calibri" w:hAnsi="Calibri"/>
+          <w:i/>
+          <w:iCs/>
+          <w:color w:val="64748B"/>
+          <w:sz w:val="22"/>
+          <w:szCs w:val="22"/>
+        </w:rPr>
+        <w:t xml:space="preserve">**Por que instalar?** O app instalado abre mais rápido, funciona em tela cheia e permite receber lembretes de revisão mesmo com o navegador fechado.</w:t>
+      </w:r>
+    </w:p>
+    <w:p>
+      <w:pPr>
+        <w:spacing w:after="80" w:before="80"/>
+      </w:pPr>
+    </w:p>
+    <w:p>
+      <w:pPr>
+        <w:pBdr>
+          <w:bottom w:color="E2E8F0" w:sz="4" w:space="1"/>
+        </w:pBdr>
+        <w:spacing w:after="200" w:before="200"/>
+      </w:pPr>
+    </w:p>
+    <w:p>
+      <w:pPr>
+        <w:spacing w:after="80" w:before="80"/>
+      </w:pPr>
+    </w:p>
+    <w:p>
+      <w:pPr>
+        <w:pStyle w:val="Heading2"/>
+        <w:spacing w:after="160" w:before="360"/>
+      </w:pPr>
+      <w:r>
+        <w:rPr>
+          <w:rFonts w:ascii="Calibri" w:cs="Calibri" w:eastAsia="Calibri" w:hAnsi="Calibri"/>
+          <w:b/>
+          <w:bCs/>
+          <w:color w:val="0891B2"/>
+          <w:sz w:val="28"/>
+          <w:szCs w:val="28"/>
+        </w:rPr>
+        <w:t xml:space="preserve">Lembretes de revisão (Notificações Push)</w:t>
+      </w:r>
+    </w:p>
+    <w:p>
+      <w:pPr>
+        <w:spacing w:after="80" w:before="80"/>
+      </w:pPr>
+    </w:p>
+    <w:p>
+      <w:pPr>
+        <w:spacing w:after="80" w:before="80"/>
+      </w:pPr>
+      <w:r>
+        <w:rPr>
+          <w:rFonts w:ascii="Calibri" w:cs="Calibri" w:eastAsia="Calibri" w:hAnsi="Calibri"/>
+          <w:color w:val="1E293B"/>
+          <w:sz w:val="22"/>
+          <w:szCs w:val="22"/>
+        </w:rPr>
+        <w:t xml:space="preserve">O NeuroLearn pode te lembrar quando você tem flashcards para revisar — mesmo sem abrir o app.</w:t>
+      </w:r>
+    </w:p>
+    <w:p>
+      <w:pPr>
+        <w:spacing w:after="80" w:before="80"/>
+      </w:pPr>
+    </w:p>
+    <w:p>
+      <w:pPr>
+        <w:pStyle w:val="Heading3"/>
+        <w:spacing w:after="120" w:before="240"/>
+      </w:pPr>
+      <w:r>
+        <w:rPr>
+          <w:rFonts w:ascii="Calibri" w:cs="Calibri" w:eastAsia="Calibri" w:hAnsi="Calibri"/>
+          <w:b/>
+          <w:bCs/>
+          <w:color w:val="1E293B"/>
+          <w:sz w:val="24"/>
+          <w:szCs w:val="24"/>
+        </w:rPr>
+        <w:t xml:space="preserve">Como ativar</w:t>
+      </w:r>
+    </w:p>
+    <w:p>
+      <w:pPr>
+        <w:spacing w:after="80" w:before="80"/>
+      </w:pPr>
+    </w:p>
+    <w:p>
+      <w:pPr>
+        <w:spacing w:after="80" w:before="80"/>
+      </w:pPr>
+      <w:r>
+        <w:rPr>
+          <w:rFonts w:ascii="Calibri" w:cs="Calibri" w:eastAsia="Calibri" w:hAnsi="Calibri"/>
+          <w:color w:val="1E293B"/>
+          <w:sz w:val="22"/>
+          <w:szCs w:val="22"/>
+        </w:rPr>
+        <w:t xml:space="preserve">Quando você abrir o app, um banner aparecerá na parte inferior da tela perguntando se deseja ativar notificações. Clique em </w:t>
+      </w:r>
+      <w:r>
+        <w:rPr>
+          <w:rFonts w:ascii="Calibri" w:cs="Calibri" w:eastAsia="Calibri" w:hAnsi="Calibri"/>
+          <w:b/>
+          <w:bCs/>
+          <w:color w:val="1E293B"/>
+          <w:sz w:val="22"/>
+          <w:szCs w:val="22"/>
+        </w:rPr>
+        <w:t xml:space="preserve">"✅ Ativar notificações"</w:t>
+      </w:r>
+      <w:r>
+        <w:rPr>
+          <w:rFonts w:ascii="Calibri" w:cs="Calibri" w:eastAsia="Calibri" w:hAnsi="Calibri"/>
+          <w:color w:val="1E293B"/>
+          <w:sz w:val="22"/>
+          <w:szCs w:val="22"/>
+        </w:rPr>
+        <w:t xml:space="preserve"> e confirme a permissão no seu navegador ou dispositivo.</w:t>
+      </w:r>
+    </w:p>
+    <w:p>
+      <w:pPr>
+        <w:spacing w:after="80" w:before="80"/>
+      </w:pPr>
+    </w:p>
+    <w:p>
+      <w:pPr>
+        <w:spacing w:after="80" w:before="80"/>
+      </w:pPr>
+      <w:r>
+        <w:rPr>
+          <w:rFonts w:ascii="Calibri" w:cs="Calibri" w:eastAsia="Calibri" w:hAnsi="Calibri"/>
+          <w:color w:val="1E293B"/>
+          <w:sz w:val="22"/>
+          <w:szCs w:val="22"/>
+        </w:rPr>
+        <w:t xml:space="preserve">Se você dispensou o banner, pode ativar nas configurações do seu navegador:</w:t>
+      </w:r>
+    </w:p>
+    <w:p>
+      <w:pPr>
+        <w:spacing w:after="80" w:before="80"/>
+      </w:pPr>
+    </w:p>
+    <w:p>
+      <w:pPr>
+        <w:pStyle w:val="ListParagraph"/>
+        <w:numPr>
+          <w:ilvl w:val="0"/>
+          <w:numId w:val="1"/>
+        </w:numPr>
+        <w:spacing w:after="60" w:before="60"/>
+        <w:ind w:left="431"/>
+      </w:pPr>
+      <w:r>
+        <w:rPr>
+          <w:rFonts w:ascii="Calibri" w:cs="Calibri" w:eastAsia="Calibri" w:hAnsi="Calibri"/>
+          <w:b/>
+          <w:bCs/>
+          <w:color w:val="1E293B"/>
+          <w:sz w:val="22"/>
+          <w:szCs w:val="22"/>
+        </w:rPr>
+        <w:t xml:space="preserve">Chrome/Edge:</w:t>
+      </w:r>
+      <w:r>
+        <w:rPr>
+          <w:rFonts w:ascii="Calibri" w:cs="Calibri" w:eastAsia="Calibri" w:hAnsi="Calibri"/>
+          <w:color w:val="1E293B"/>
+          <w:sz w:val="22"/>
+          <w:szCs w:val="22"/>
+        </w:rPr>
+        <w:t xml:space="preserve"> Configurações → Privacidade e segurança → Configurações do site → Notificações → neurolearn.tech → Permitir</w:t>
+      </w:r>
+    </w:p>
+    <w:p>
+      <w:pPr>
+        <w:pStyle w:val="ListParagraph"/>
+        <w:numPr>
+          <w:ilvl w:val="0"/>
+          <w:numId w:val="1"/>
+        </w:numPr>
+        <w:spacing w:after="60" w:before="60"/>
+        <w:ind w:left="431"/>
+      </w:pPr>
+      <w:r>
+        <w:rPr>
+          <w:rFonts w:ascii="Calibri" w:cs="Calibri" w:eastAsia="Calibri" w:hAnsi="Calibri"/>
+          <w:b/>
+          <w:bCs/>
+          <w:color w:val="1E293B"/>
+          <w:sz w:val="22"/>
+          <w:szCs w:val="22"/>
+        </w:rPr>
+        <w:t xml:space="preserve">Safari (iOS):</w:t>
+      </w:r>
+      <w:r>
+        <w:rPr>
+          <w:rFonts w:ascii="Calibri" w:cs="Calibri" w:eastAsia="Calibri" w:hAnsi="Calibri"/>
+          <w:color w:val="1E293B"/>
+          <w:sz w:val="22"/>
+          <w:szCs w:val="22"/>
+        </w:rPr>
+        <w:t xml:space="preserve"> Ajustes → Apps → Safari → Notificações → neurolearn.tech → Permitir</w:t>
+      </w:r>
+    </w:p>
+    <w:p>
+      <w:pPr>
+        <w:spacing w:after="80" w:before="80"/>
+      </w:pPr>
+    </w:p>
+    <w:p>
+      <w:pPr>
+        <w:pStyle w:val="Heading3"/>
+        <w:spacing w:after="120" w:before="240"/>
+      </w:pPr>
+      <w:r>
+        <w:rPr>
+          <w:rFonts w:ascii="Calibri" w:cs="Calibri" w:eastAsia="Calibri" w:hAnsi="Calibri"/>
+          <w:b/>
+          <w:bCs/>
+          <w:color w:val="1E293B"/>
+          <w:sz w:val="24"/>
+          <w:szCs w:val="24"/>
+        </w:rPr>
+        <w:t xml:space="preserve">Como funcionam os lembretes</w:t>
+      </w:r>
+    </w:p>
+    <w:p>
+      <w:pPr>
+        <w:spacing w:after="80" w:before="80"/>
+      </w:pPr>
+    </w:p>
+    <w:p>
+      <w:pPr>
+        <w:pStyle w:val="ListParagraph"/>
+        <w:numPr>
+          <w:ilvl w:val="0"/>
+          <w:numId w:val="1"/>
+        </w:numPr>
+        <w:spacing w:after="60" w:before="60"/>
+        <w:ind w:left="431"/>
+      </w:pPr>
+      <w:r>
+        <w:rPr>
+          <w:rFonts w:ascii="Calibri" w:cs="Calibri" w:eastAsia="Calibri" w:hAnsi="Calibri"/>
+          <w:color w:val="1E293B"/>
+          <w:sz w:val="22"/>
+          <w:szCs w:val="22"/>
+        </w:rPr>
+        <w:t xml:space="preserve">O sistema verifica diariamente quais usuários têm flashcards com data de revisão vencida</w:t>
+      </w:r>
+    </w:p>
+    <w:p>
+      <w:pPr>
+        <w:pStyle w:val="ListParagraph"/>
+        <w:numPr>
+          <w:ilvl w:val="0"/>
+          <w:numId w:val="1"/>
+        </w:numPr>
+        <w:spacing w:after="60" w:before="60"/>
+        <w:ind w:left="431"/>
+      </w:pPr>
+      <w:r>
+        <w:rPr>
+          <w:rFonts w:ascii="Calibri" w:cs="Calibri" w:eastAsia="Calibri" w:hAnsi="Calibri"/>
+          <w:color w:val="1E293B"/>
+          <w:sz w:val="22"/>
+          <w:szCs w:val="22"/>
+        </w:rPr>
+        <w:t xml:space="preserve">Se você tiver cards para revisar, receberá uma notificação com a contagem</w:t>
+      </w:r>
+    </w:p>
+    <w:p>
+      <w:pPr>
+        <w:pStyle w:val="ListParagraph"/>
+        <w:numPr>
+          <w:ilvl w:val="0"/>
+          <w:numId w:val="1"/>
+        </w:numPr>
+        <w:spacing w:after="60" w:before="60"/>
+        <w:ind w:left="431"/>
+      </w:pPr>
+      <w:r>
+        <w:rPr>
+          <w:rFonts w:ascii="Calibri" w:cs="Calibri" w:eastAsia="Calibri" w:hAnsi="Calibri"/>
+          <w:color w:val="1E293B"/>
+          <w:sz w:val="22"/>
+          <w:szCs w:val="22"/>
+        </w:rPr>
+        <w:t xml:space="preserve">Tocar na notificação abre diretamente a tela de Revisão</w:t>
+      </w:r>
+    </w:p>
+    <w:p>
+      <w:pPr>
+        <w:spacing w:after="80" w:before="80"/>
+      </w:pPr>
+    </w:p>
+    <w:p>
+      <w:pPr>
+        <w:pStyle w:val="Heading3"/>
+        <w:spacing w:after="120" w:before="240"/>
+      </w:pPr>
+      <w:r>
+        <w:rPr>
+          <w:rFonts w:ascii="Calibri" w:cs="Calibri" w:eastAsia="Calibri" w:hAnsi="Calibri"/>
+          <w:b/>
+          <w:bCs/>
+          <w:color w:val="1E293B"/>
+          <w:sz w:val="24"/>
+          <w:szCs w:val="24"/>
+        </w:rPr>
+        <w:t xml:space="preserve">Como desativar</w:t>
+      </w:r>
+    </w:p>
+    <w:p>
+      <w:pPr>
+        <w:spacing w:after="80" w:before="80"/>
+      </w:pPr>
+    </w:p>
+    <w:p>
+      <w:pPr>
+        <w:spacing w:after="80" w:before="80"/>
+      </w:pPr>
+      <w:r>
+        <w:rPr>
+          <w:rFonts w:ascii="Calibri" w:cs="Calibri" w:eastAsia="Calibri" w:hAnsi="Calibri"/>
+          <w:color w:val="1E293B"/>
+          <w:sz w:val="22"/>
+          <w:szCs w:val="22"/>
+        </w:rPr>
+        <w:t xml:space="preserve">Para parar de receber lembretes, acesse as configurações de notificações do seu navegador e bloqueie o site </w:t>
+      </w:r>
+      <w:r>
+        <w:rPr>
+          <w:rFonts w:ascii="Courier New" w:cs="Courier New" w:eastAsia="Courier New" w:hAnsi="Courier New"/>
+          <w:color w:val="7C3AED"/>
+          <w:sz w:val="20"/>
+          <w:szCs w:val="20"/>
+        </w:rPr>
+        <w:t xml:space="preserve">neurolearn.tech</w:t>
+      </w:r>
+      <w:r>
+        <w:rPr>
+          <w:rFonts w:ascii="Calibri" w:cs="Calibri" w:eastAsia="Calibri" w:hAnsi="Calibri"/>
+          <w:color w:val="1E293B"/>
+          <w:sz w:val="22"/>
+          <w:szCs w:val="22"/>
+        </w:rPr>
+        <w:t xml:space="preserve">.</w:t>
+      </w:r>
+    </w:p>
+    <w:p>
+      <w:pPr>
+        <w:spacing w:after="80" w:before="80"/>
+      </w:pPr>
+    </w:p>
+    <w:p>
+      <w:pPr>
+        <w:pBdr>
+          <w:bottom w:color="E2E8F0" w:sz="4" w:space="1"/>
+        </w:pBdr>
+        <w:spacing w:after="200" w:before="200"/>
+      </w:pPr>
+    </w:p>
+    <w:p>
+      <w:pPr>
+        <w:spacing w:after="80" w:before="80"/>
+      </w:pPr>
+    </w:p>
+    <w:p>
+      <w:pPr>
+        <w:pStyle w:val="Heading2"/>
+        <w:spacing w:after="160" w:before="360"/>
+      </w:pPr>
+      <w:r>
+        <w:rPr>
+          <w:rFonts w:ascii="Calibri" w:cs="Calibri" w:eastAsia="Calibri" w:hAnsi="Calibri"/>
+          <w:b/>
+          <w:bCs/>
+          <w:color w:val="0891B2"/>
+          <w:sz w:val="28"/>
+          <w:szCs w:val="28"/>
+        </w:rPr>
         <w:t xml:space="preserve">Como funciona o sistema de revisão</w:t>
       </w:r>
     </w:p>

--- a/docs/user-guide/user-guide.docx
+++ b/docs/user-guide/user-guide.docx
@@ -137,7 +137,7 @@
           <w:sz w:val="22"/>
           <w:szCs w:val="22"/>
         </w:rPr>
-        <w:t xml:space="preserve"> 2.0  </w:t>
+        <w:t xml:space="preserve"> 2.1  </w:t>
       </w:r>
     </w:p>
     <w:p>
@@ -162,7 +162,7 @@
           <w:sz w:val="22"/>
           <w:szCs w:val="22"/>
         </w:rPr>
-        <w:t xml:space="preserve"> 2026-06-06</w:t>
+        <w:t xml:space="preserve"> 2026-06-08</w:t>
       </w:r>
     </w:p>
     <w:p>
@@ -3000,6 +3000,615 @@
           <w:sz w:val="28"/>
           <w:szCs w:val="28"/>
         </w:rPr>
+        <w:t xml:space="preserve">Aprendizado Ativo</w:t>
+      </w:r>
+    </w:p>
+    <w:p>
+      <w:pPr>
+        <w:spacing w:after="80" w:before="80"/>
+      </w:pPr>
+    </w:p>
+    <w:p>
+      <w:pPr>
+        <w:spacing w:after="80" w:before="80"/>
+      </w:pPr>
+      <w:r>
+        <w:rPr>
+          <w:rFonts w:ascii="Calibri" w:cs="Calibri" w:eastAsia="Calibri" w:hAnsi="Calibri"/>
+          <w:color w:val="1E293B"/>
+          <w:sz w:val="22"/>
+          <w:szCs w:val="22"/>
+        </w:rPr>
+        <w:t xml:space="preserve">A revisão garante que você não esqueça. Mas o Aprendizado Ativo é o que transforma conhecimento passivo em domínio real.</w:t>
+      </w:r>
+    </w:p>
+    <w:p>
+      <w:pPr>
+        <w:spacing w:after="80" w:before="80"/>
+      </w:pPr>
+    </w:p>
+    <w:p>
+      <w:pPr>
+        <w:spacing w:after="80" w:before="80"/>
+      </w:pPr>
+      <w:r>
+        <w:rPr>
+          <w:rFonts w:ascii="Calibri" w:cs="Calibri" w:eastAsia="Calibri" w:hAnsi="Calibri"/>
+          <w:color w:val="1E293B"/>
+          <w:sz w:val="22"/>
+          <w:szCs w:val="22"/>
+        </w:rPr>
+        <w:t xml:space="preserve">Acesse pelo menu lateral em </w:t>
+      </w:r>
+      <w:r>
+        <w:rPr>
+          <w:rFonts w:ascii="Calibri" w:cs="Calibri" w:eastAsia="Calibri" w:hAnsi="Calibri"/>
+          <w:b/>
+          <w:bCs/>
+          <w:color w:val="1E293B"/>
+          <w:sz w:val="22"/>
+          <w:szCs w:val="22"/>
+        </w:rPr>
+        <w:t xml:space="preserve">"Aprendizado Ativo"</w:t>
+      </w:r>
+      <w:r>
+        <w:rPr>
+          <w:rFonts w:ascii="Calibri" w:cs="Calibri" w:eastAsia="Calibri" w:hAnsi="Calibri"/>
+          <w:color w:val="1E293B"/>
+          <w:sz w:val="22"/>
+          <w:szCs w:val="22"/>
+        </w:rPr>
+        <w:t xml:space="preserve">. Você verá três modos:</w:t>
+      </w:r>
+    </w:p>
+    <w:p>
+      <w:pPr>
+        <w:spacing w:after="80" w:before="80"/>
+      </w:pPr>
+    </w:p>
+    <w:p>
+      <w:pPr>
+        <w:pStyle w:val="Heading3"/>
+        <w:spacing w:after="120" w:before="240"/>
+      </w:pPr>
+      <w:r>
+        <w:rPr>
+          <w:rFonts w:ascii="Calibri" w:cs="Calibri" w:eastAsia="Calibri" w:hAnsi="Calibri"/>
+          <w:b/>
+          <w:bCs/>
+          <w:color w:val="1E293B"/>
+          <w:sz w:val="24"/>
+          <w:szCs w:val="24"/>
+        </w:rPr>
+        <w:t xml:space="preserve">🎓 Modo Professor — até 90% de retenção</w:t>
+      </w:r>
+    </w:p>
+    <w:p>
+      <w:pPr>
+        <w:spacing w:after="80" w:before="80"/>
+      </w:pPr>
+    </w:p>
+    <w:p>
+      <w:pPr>
+        <w:spacing w:after="80" w:before="80"/>
+      </w:pPr>
+      <w:r>
+        <w:rPr>
+          <w:rFonts w:ascii="Calibri" w:cs="Calibri" w:eastAsia="Calibri" w:hAnsi="Calibri"/>
+          <w:color w:val="1E293B"/>
+          <w:sz w:val="22"/>
+          <w:szCs w:val="22"/>
+        </w:rPr>
+        <w:t xml:space="preserve">Explique o conteúdo como se estivesse ensinando alguém do zero. Pesquisas mostram que ensinar é a técnica de maior consolidação neural.</w:t>
+      </w:r>
+    </w:p>
+    <w:p>
+      <w:pPr>
+        <w:spacing w:after="80" w:before="80"/>
+      </w:pPr>
+    </w:p>
+    <w:p>
+      <w:pPr>
+        <w:spacing w:after="80" w:before="80"/>
+      </w:pPr>
+      <w:r>
+        <w:rPr>
+          <w:rFonts w:ascii="Calibri" w:cs="Calibri" w:eastAsia="Calibri" w:hAnsi="Calibri"/>
+          <w:b/>
+          <w:bCs/>
+          <w:color w:val="1E293B"/>
+          <w:sz w:val="22"/>
+          <w:szCs w:val="22"/>
+        </w:rPr>
+        <w:t xml:space="preserve">Como usar:</w:t>
+      </w:r>
+    </w:p>
+    <w:p>
+      <w:pPr>
+        <w:spacing w:after="80" w:before="80"/>
+      </w:pPr>
+      <w:r>
+        <w:rPr>
+          <w:rFonts w:ascii="Calibri" w:cs="Calibri" w:eastAsia="Calibri" w:hAnsi="Calibri"/>
+          <w:color w:val="1E293B"/>
+          <w:sz w:val="22"/>
+          <w:szCs w:val="22"/>
+        </w:rPr>
+        <w:t xml:space="preserve">1. Selecione o modo </w:t>
+      </w:r>
+      <w:r>
+        <w:rPr>
+          <w:rFonts w:ascii="Calibri" w:cs="Calibri" w:eastAsia="Calibri" w:hAnsi="Calibri"/>
+          <w:b/>
+          <w:bCs/>
+          <w:color w:val="1E293B"/>
+          <w:sz w:val="22"/>
+          <w:szCs w:val="22"/>
+        </w:rPr>
+        <w:t xml:space="preserve">Modo Professor</w:t>
+      </w:r>
+    </w:p>
+    <w:p>
+      <w:pPr>
+        <w:spacing w:after="80" w:before="80"/>
+      </w:pPr>
+      <w:r>
+        <w:rPr>
+          <w:rFonts w:ascii="Calibri" w:cs="Calibri" w:eastAsia="Calibri" w:hAnsi="Calibri"/>
+          <w:color w:val="1E293B"/>
+          <w:sz w:val="22"/>
+          <w:szCs w:val="22"/>
+        </w:rPr>
+        <w:t xml:space="preserve">2. Escolha um conteúdo da sua biblioteca</w:t>
+      </w:r>
+    </w:p>
+    <w:p>
+      <w:pPr>
+        <w:spacing w:after="80" w:before="80"/>
+      </w:pPr>
+      <w:r>
+        <w:rPr>
+          <w:rFonts w:ascii="Calibri" w:cs="Calibri" w:eastAsia="Calibri" w:hAnsi="Calibri"/>
+          <w:color w:val="1E293B"/>
+          <w:sz w:val="22"/>
+          <w:szCs w:val="22"/>
+        </w:rPr>
+        <w:t xml:space="preserve">3. Escreva sua explicação (mínimo 100 caracteres)</w:t>
+      </w:r>
+    </w:p>
+    <w:p>
+      <w:pPr>
+        <w:spacing w:after="80" w:before="80"/>
+      </w:pPr>
+      <w:r>
+        <w:rPr>
+          <w:rFonts w:ascii="Calibri" w:cs="Calibri" w:eastAsia="Calibri" w:hAnsi="Calibri"/>
+          <w:color w:val="1E293B"/>
+          <w:sz w:val="22"/>
+          <w:szCs w:val="22"/>
+        </w:rPr>
+        <w:t xml:space="preserve">4. Clique em </w:t>
+      </w:r>
+      <w:r>
+        <w:rPr>
+          <w:rFonts w:ascii="Calibri" w:cs="Calibri" w:eastAsia="Calibri" w:hAnsi="Calibri"/>
+          <w:b/>
+          <w:bCs/>
+          <w:color w:val="1E293B"/>
+          <w:sz w:val="22"/>
+          <w:szCs w:val="22"/>
+        </w:rPr>
+        <w:t xml:space="preserve">"Analisar com IA"</w:t>
+      </w:r>
+      <w:r>
+        <w:rPr>
+          <w:rFonts w:ascii="Calibri" w:cs="Calibri" w:eastAsia="Calibri" w:hAnsi="Calibri"/>
+          <w:color w:val="1E293B"/>
+          <w:sz w:val="22"/>
+          <w:szCs w:val="22"/>
+        </w:rPr>
+        <w:t xml:space="preserve"> para receber feedback imediato</w:t>
+      </w:r>
+    </w:p>
+    <w:p>
+      <w:pPr>
+        <w:spacing w:after="80" w:before="80"/>
+      </w:pPr>
+    </w:p>
+    <w:p>
+      <w:pPr>
+        <w:spacing w:after="80" w:before="80"/>
+      </w:pPr>
+      <w:r>
+        <w:rPr>
+          <w:rFonts w:ascii="Calibri" w:cs="Calibri" w:eastAsia="Calibri" w:hAnsi="Calibri"/>
+          <w:color w:val="1E293B"/>
+          <w:sz w:val="22"/>
+          <w:szCs w:val="22"/>
+        </w:rPr>
+        <w:t xml:space="preserve">A IA vai avaliar sua explicação e te dar uma nota de clareza, cobertura do conteúdo, pontos fortes, lacunas identificadas e uma estimativa de quanto você vai reter a longo prazo.</w:t>
+      </w:r>
+    </w:p>
+    <w:p>
+      <w:pPr>
+        <w:spacing w:after="80" w:before="80"/>
+      </w:pPr>
+    </w:p>
+    <w:p>
+      <w:pPr>
+        <w:pBdr>
+          <w:bottom w:color="E2E8F0" w:sz="4" w:space="1"/>
+        </w:pBdr>
+        <w:spacing w:after="200" w:before="200"/>
+      </w:pPr>
+    </w:p>
+    <w:p>
+      <w:pPr>
+        <w:spacing w:after="80" w:before="80"/>
+      </w:pPr>
+    </w:p>
+    <w:p>
+      <w:pPr>
+        <w:pStyle w:val="Heading3"/>
+        <w:spacing w:after="120" w:before="240"/>
+      </w:pPr>
+      <w:r>
+        <w:rPr>
+          <w:rFonts w:ascii="Calibri" w:cs="Calibri" w:eastAsia="Calibri" w:hAnsi="Calibri"/>
+          <w:b/>
+          <w:bCs/>
+          <w:color w:val="1E293B"/>
+          <w:sz w:val="24"/>
+          <w:szCs w:val="24"/>
+        </w:rPr>
+        <w:t xml:space="preserve">⚡ Aplicação Prática — até 75% de retenção</w:t>
+      </w:r>
+    </w:p>
+    <w:p>
+      <w:pPr>
+        <w:spacing w:after="80" w:before="80"/>
+      </w:pPr>
+    </w:p>
+    <w:p>
+      <w:pPr>
+        <w:spacing w:after="80" w:before="80"/>
+      </w:pPr>
+      <w:r>
+        <w:rPr>
+          <w:rFonts w:ascii="Calibri" w:cs="Calibri" w:eastAsia="Calibri" w:hAnsi="Calibri"/>
+          <w:color w:val="1E293B"/>
+          <w:sz w:val="22"/>
+          <w:szCs w:val="22"/>
+        </w:rPr>
+        <w:t xml:space="preserve">Crie exemplos reais, hipóteses e cenários. Transforme teoria em habilidade aplicável.</w:t>
+      </w:r>
+    </w:p>
+    <w:p>
+      <w:pPr>
+        <w:spacing w:after="80" w:before="80"/>
+      </w:pPr>
+    </w:p>
+    <w:p>
+      <w:pPr>
+        <w:spacing w:after="80" w:before="80"/>
+      </w:pPr>
+      <w:r>
+        <w:rPr>
+          <w:rFonts w:ascii="Calibri" w:cs="Calibri" w:eastAsia="Calibri" w:hAnsi="Calibri"/>
+          <w:b/>
+          <w:bCs/>
+          <w:color w:val="1E293B"/>
+          <w:sz w:val="22"/>
+          <w:szCs w:val="22"/>
+        </w:rPr>
+        <w:t xml:space="preserve">Como usar:</w:t>
+      </w:r>
+    </w:p>
+    <w:p>
+      <w:pPr>
+        <w:spacing w:after="80" w:before="80"/>
+      </w:pPr>
+      <w:r>
+        <w:rPr>
+          <w:rFonts w:ascii="Calibri" w:cs="Calibri" w:eastAsia="Calibri" w:hAnsi="Calibri"/>
+          <w:color w:val="1E293B"/>
+          <w:sz w:val="22"/>
+          <w:szCs w:val="22"/>
+        </w:rPr>
+        <w:t xml:space="preserve">1. Selecione </w:t>
+      </w:r>
+      <w:r>
+        <w:rPr>
+          <w:rFonts w:ascii="Calibri" w:cs="Calibri" w:eastAsia="Calibri" w:hAnsi="Calibri"/>
+          <w:b/>
+          <w:bCs/>
+          <w:color w:val="1E293B"/>
+          <w:sz w:val="22"/>
+          <w:szCs w:val="22"/>
+        </w:rPr>
+        <w:t xml:space="preserve">Aplicação Prática</w:t>
+      </w:r>
+    </w:p>
+    <w:p>
+      <w:pPr>
+        <w:spacing w:after="80" w:before="80"/>
+      </w:pPr>
+      <w:r>
+        <w:rPr>
+          <w:rFonts w:ascii="Calibri" w:cs="Calibri" w:eastAsia="Calibri" w:hAnsi="Calibri"/>
+          <w:color w:val="1E293B"/>
+          <w:sz w:val="22"/>
+          <w:szCs w:val="22"/>
+        </w:rPr>
+        <w:t xml:space="preserve">2. Escolha um conteúdo</w:t>
+      </w:r>
+    </w:p>
+    <w:p>
+      <w:pPr>
+        <w:spacing w:after="80" w:before="80"/>
+      </w:pPr>
+      <w:r>
+        <w:rPr>
+          <w:rFonts w:ascii="Calibri" w:cs="Calibri" w:eastAsia="Calibri" w:hAnsi="Calibri"/>
+          <w:color w:val="1E293B"/>
+          <w:sz w:val="22"/>
+          <w:szCs w:val="22"/>
+        </w:rPr>
+        <w:t xml:space="preserve">3. Responda ao prompt proposto (ex: "Como aplicaria isso nos próximos 7 dias?")</w:t>
+      </w:r>
+    </w:p>
+    <w:p>
+      <w:pPr>
+        <w:spacing w:after="80" w:before="80"/>
+      </w:pPr>
+      <w:r>
+        <w:rPr>
+          <w:rFonts w:ascii="Calibri" w:cs="Calibri" w:eastAsia="Calibri" w:hAnsi="Calibri"/>
+          <w:color w:val="1E293B"/>
+          <w:sz w:val="22"/>
+          <w:szCs w:val="22"/>
+        </w:rPr>
+        <w:t xml:space="preserve">4. Clique em </w:t>
+      </w:r>
+      <w:r>
+        <w:rPr>
+          <w:rFonts w:ascii="Calibri" w:cs="Calibri" w:eastAsia="Calibri" w:hAnsi="Calibri"/>
+          <w:b/>
+          <w:bCs/>
+          <w:color w:val="1E293B"/>
+          <w:sz w:val="22"/>
+          <w:szCs w:val="22"/>
+        </w:rPr>
+        <w:t xml:space="preserve">"Salvar prática"</w:t>
+      </w:r>
+      <w:r>
+        <w:rPr>
+          <w:rFonts w:ascii="Calibri" w:cs="Calibri" w:eastAsia="Calibri" w:hAnsi="Calibri"/>
+          <w:color w:val="1E293B"/>
+          <w:sz w:val="22"/>
+          <w:szCs w:val="22"/>
+        </w:rPr>
+        <w:t xml:space="preserve"> — você ganha XP proporcional ao que escreveu</w:t>
+      </w:r>
+    </w:p>
+    <w:p>
+      <w:pPr>
+        <w:spacing w:after="80" w:before="80"/>
+      </w:pPr>
+    </w:p>
+    <w:p>
+      <w:pPr>
+        <w:pBdr>
+          <w:bottom w:color="E2E8F0" w:sz="4" w:space="1"/>
+        </w:pBdr>
+        <w:spacing w:after="200" w:before="200"/>
+      </w:pPr>
+    </w:p>
+    <w:p>
+      <w:pPr>
+        <w:spacing w:after="80" w:before="80"/>
+      </w:pPr>
+    </w:p>
+    <w:p>
+      <w:pPr>
+        <w:pStyle w:val="Heading3"/>
+        <w:spacing w:after="120" w:before="240"/>
+      </w:pPr>
+      <w:r>
+        <w:rPr>
+          <w:rFonts w:ascii="Calibri" w:cs="Calibri" w:eastAsia="Calibri" w:hAnsi="Calibri"/>
+          <w:b/>
+          <w:bCs/>
+          <w:color w:val="1E293B"/>
+          <w:sz w:val="24"/>
+          <w:szCs w:val="24"/>
+        </w:rPr>
+        <w:t xml:space="preserve">🧩 Auto-Avaliação (Quiz Adaptativo) — até 65% de retenção</w:t>
+      </w:r>
+    </w:p>
+    <w:p>
+      <w:pPr>
+        <w:spacing w:after="80" w:before="80"/>
+      </w:pPr>
+    </w:p>
+    <w:p>
+      <w:pPr>
+        <w:spacing w:after="80" w:before="80"/>
+      </w:pPr>
+      <w:r>
+        <w:rPr>
+          <w:rFonts w:ascii="Calibri" w:cs="Calibri" w:eastAsia="Calibri" w:hAnsi="Calibri"/>
+          <w:color w:val="1E293B"/>
+          <w:sz w:val="22"/>
+          <w:szCs w:val="22"/>
+        </w:rPr>
+        <w:t xml:space="preserve">Responda perguntas de múltipla escolha geradas pela IA com base nos seus próprios flashcards. O quiz prioriza automaticamente os cards que você ainda não domina.</w:t>
+      </w:r>
+    </w:p>
+    <w:p>
+      <w:pPr>
+        <w:spacing w:after="80" w:before="80"/>
+      </w:pPr>
+    </w:p>
+    <w:p>
+      <w:pPr>
+        <w:spacing w:after="80" w:before="80"/>
+      </w:pPr>
+      <w:r>
+        <w:rPr>
+          <w:rFonts w:ascii="Calibri" w:cs="Calibri" w:eastAsia="Calibri" w:hAnsi="Calibri"/>
+          <w:b/>
+          <w:bCs/>
+          <w:color w:val="1E293B"/>
+          <w:sz w:val="22"/>
+          <w:szCs w:val="22"/>
+        </w:rPr>
+        <w:t xml:space="preserve">Como usar:</w:t>
+      </w:r>
+    </w:p>
+    <w:p>
+      <w:pPr>
+        <w:spacing w:after="80" w:before="80"/>
+      </w:pPr>
+      <w:r>
+        <w:rPr>
+          <w:rFonts w:ascii="Calibri" w:cs="Calibri" w:eastAsia="Calibri" w:hAnsi="Calibri"/>
+          <w:color w:val="1E293B"/>
+          <w:sz w:val="22"/>
+          <w:szCs w:val="22"/>
+        </w:rPr>
+        <w:t xml:space="preserve">1. Selecione </w:t>
+      </w:r>
+      <w:r>
+        <w:rPr>
+          <w:rFonts w:ascii="Calibri" w:cs="Calibri" w:eastAsia="Calibri" w:hAnsi="Calibri"/>
+          <w:b/>
+          <w:bCs/>
+          <w:color w:val="1E293B"/>
+          <w:sz w:val="22"/>
+          <w:szCs w:val="22"/>
+        </w:rPr>
+        <w:t xml:space="preserve">Auto-Avaliação</w:t>
+      </w:r>
+    </w:p>
+    <w:p>
+      <w:pPr>
+        <w:spacing w:after="80" w:before="80"/>
+      </w:pPr>
+      <w:r>
+        <w:rPr>
+          <w:rFonts w:ascii="Calibri" w:cs="Calibri" w:eastAsia="Calibri" w:hAnsi="Calibri"/>
+          <w:color w:val="1E293B"/>
+          <w:sz w:val="22"/>
+          <w:szCs w:val="22"/>
+        </w:rPr>
+        <w:t xml:space="preserve">2. Escolha um conteúdo (é preciso ter flashcards criados)</w:t>
+      </w:r>
+    </w:p>
+    <w:p>
+      <w:pPr>
+        <w:spacing w:after="80" w:before="80"/>
+      </w:pPr>
+      <w:r>
+        <w:rPr>
+          <w:rFonts w:ascii="Calibri" w:cs="Calibri" w:eastAsia="Calibri" w:hAnsi="Calibri"/>
+          <w:color w:val="1E293B"/>
+          <w:sz w:val="22"/>
+          <w:szCs w:val="22"/>
+        </w:rPr>
+        <w:t xml:space="preserve">3. A IA monta as perguntas — aguarde alguns segundos</w:t>
+      </w:r>
+    </w:p>
+    <w:p>
+      <w:pPr>
+        <w:spacing w:after="80" w:before="80"/>
+      </w:pPr>
+      <w:r>
+        <w:rPr>
+          <w:rFonts w:ascii="Calibri" w:cs="Calibri" w:eastAsia="Calibri" w:hAnsi="Calibri"/>
+          <w:color w:val="1E293B"/>
+          <w:sz w:val="22"/>
+          <w:szCs w:val="22"/>
+        </w:rPr>
+        <w:t xml:space="preserve">4. Responda cada pergunta. Após cada resposta, você vê imediatamente se acertou ou errou e qual era a resposta correta</w:t>
+      </w:r>
+    </w:p>
+    <w:p>
+      <w:pPr>
+        <w:spacing w:after="80" w:before="80"/>
+      </w:pPr>
+      <w:r>
+        <w:rPr>
+          <w:rFonts w:ascii="Calibri" w:cs="Calibri" w:eastAsia="Calibri" w:hAnsi="Calibri"/>
+          <w:color w:val="1E293B"/>
+          <w:sz w:val="22"/>
+          <w:szCs w:val="22"/>
+        </w:rPr>
+        <w:t xml:space="preserve">5. Ao fim: placar, XP ganho e lista dos cards que você precisa revisar</w:t>
+      </w:r>
+    </w:p>
+    <w:p>
+      <w:pPr>
+        <w:spacing w:after="80" w:before="80"/>
+      </w:pPr>
+    </w:p>
+    <w:p>
+      <w:pPr>
+        <w:spacing w:after="80" w:before="80"/>
+      </w:pPr>
+      <w:r>
+        <w:rPr>
+          <w:rFonts w:ascii="Calibri" w:cs="Calibri" w:eastAsia="Calibri" w:hAnsi="Calibri"/>
+          <w:b/>
+          <w:bCs/>
+          <w:color w:val="1E293B"/>
+          <w:sz w:val="22"/>
+          <w:szCs w:val="22"/>
+        </w:rPr>
+        <w:t xml:space="preserve">Dica:</w:t>
+      </w:r>
+      <w:r>
+        <w:rPr>
+          <w:rFonts w:ascii="Calibri" w:cs="Calibri" w:eastAsia="Calibri" w:hAnsi="Calibri"/>
+          <w:color w:val="1E293B"/>
+          <w:sz w:val="22"/>
+          <w:szCs w:val="22"/>
+        </w:rPr>
+        <w:t xml:space="preserve"> o quiz foca nos seus pontos mais fracos primeiro. Flashcards marcados como "novo" ou "aprendendo" aparecem antes dos já dominados.</w:t>
+      </w:r>
+    </w:p>
+    <w:p>
+      <w:pPr>
+        <w:spacing w:after="80" w:before="80"/>
+      </w:pPr>
+    </w:p>
+    <w:p>
+      <w:pPr>
+        <w:pBdr>
+          <w:bottom w:color="E2E8F0" w:sz="4" w:space="1"/>
+        </w:pBdr>
+        <w:spacing w:after="200" w:before="200"/>
+      </w:pPr>
+    </w:p>
+    <w:p>
+      <w:pPr>
+        <w:spacing w:after="80" w:before="80"/>
+      </w:pPr>
+    </w:p>
+    <w:p>
+      <w:pPr>
+        <w:pStyle w:val="Heading2"/>
+        <w:spacing w:after="160" w:before="360"/>
+      </w:pPr>
+      <w:r>
+        <w:rPr>
+          <w:rFonts w:ascii="Calibri" w:cs="Calibri" w:eastAsia="Calibri" w:hAnsi="Calibri"/>
+          <w:b/>
+          <w:bCs/>
+          <w:color w:val="0891B2"/>
+          <w:sz w:val="28"/>
+          <w:szCs w:val="28"/>
+        </w:rPr>
         <w:t xml:space="preserve">Acompanhando sua retenção</w:t>
       </w:r>
     </w:p>

--- a/docs/user-guide/user-guide.docx
+++ b/docs/user-guide/user-guide.docx
@@ -82,7 +82,7 @@
           <w:sz w:val="20"/>
           <w:szCs w:val="20"/>
         </w:rPr>
-        <w:t xml:space="preserve">Versão 2.0  ·  8 de junho de 2026</w:t>
+        <w:t xml:space="preserve">Versão 2.0  ·  9 de junho de 2026</w:t>
       </w:r>
     </w:p>
     <w:p>
@@ -1942,22 +1942,16 @@
     </w:p>
     <w:p>
       <w:pPr>
-        <w:pBdr>
-          <w:left w:color="7C3AED" w:sz="12" w:space="8"/>
-        </w:pBdr>
-        <w:spacing w:after="120" w:before="120"/>
-        <w:ind w:left="576"/>
-      </w:pPr>
-      <w:r>
-        <w:rPr>
-          <w:rFonts w:ascii="Calibri" w:cs="Calibri" w:eastAsia="Calibri" w:hAnsi="Calibri"/>
-          <w:i/>
-          <w:iCs/>
-          <w:color w:val="64748B"/>
-          <w:sz w:val="22"/>
-          <w:szCs w:val="22"/>
-        </w:rPr>
-        <w:t xml:space="preserve">📸 *[Imagem: Dashboard completo com saudação, métricas, revisões do dia e heatmap de atividade]*</w:t>
+        <w:spacing w:after="80" w:before="80"/>
+      </w:pPr>
+      <w:r>
+        <w:rPr>
+          <w:rFonts w:ascii="Calibri" w:cs="Calibri" w:eastAsia="Calibri" w:hAnsi="Calibri"/>
+          <w:color w:val="1E293B"/>
+          <w:sz w:val="22"/>
+          <w:szCs w:val="22"/>
+        </w:rPr>
+        <w:t xml:space="preserve">![Dashboard — central de aprendizagem do NeuroLearn](images/03-dashboard.png)</w:t>
       </w:r>
     </w:p>
     <w:p>
@@ -3260,22 +3254,16 @@
     </w:p>
     <w:p>
       <w:pPr>
-        <w:pBdr>
-          <w:left w:color="7C3AED" w:sz="12" w:space="8"/>
-        </w:pBdr>
-        <w:spacing w:after="120" w:before="120"/>
-        <w:ind w:left="576"/>
-      </w:pPr>
-      <w:r>
-        <w:rPr>
-          <w:rFonts w:ascii="Calibri" w:cs="Calibri" w:eastAsia="Calibri" w:hAnsi="Calibri"/>
-          <w:i/>
-          <w:iCs/>
-          <w:color w:val="64748B"/>
-          <w:sz w:val="22"/>
-          <w:szCs w:val="22"/>
-        </w:rPr>
-        <w:t xml:space="preserve">📸 *[Imagem: Biblioteca com cards de conteúdo listados, botão "Adicionar conteúdo" no topo]*</w:t>
+        <w:spacing w:after="80" w:before="80"/>
+      </w:pPr>
+      <w:r>
+        <w:rPr>
+          <w:rFonts w:ascii="Calibri" w:cs="Calibri" w:eastAsia="Calibri" w:hAnsi="Calibri"/>
+          <w:color w:val="1E293B"/>
+          <w:sz w:val="22"/>
+          <w:szCs w:val="22"/>
+        </w:rPr>
+        <w:t xml:space="preserve">![Biblioteca de conteúdos do NeuroLearn](images/04-library.png)</w:t>
       </w:r>
     </w:p>
     <w:p>
@@ -5301,22 +5289,16 @@
     </w:p>
     <w:p>
       <w:pPr>
-        <w:pBdr>
-          <w:left w:color="7C3AED" w:sz="12" w:space="8"/>
-        </w:pBdr>
-        <w:spacing w:after="120" w:before="120"/>
-        <w:ind w:left="576"/>
-      </w:pPr>
-      <w:r>
-        <w:rPr>
-          <w:rFonts w:ascii="Calibri" w:cs="Calibri" w:eastAsia="Calibri" w:hAnsi="Calibri"/>
-          <w:i/>
-          <w:iCs/>
-          <w:color w:val="64748B"/>
-          <w:sz w:val="22"/>
-          <w:szCs w:val="22"/>
-        </w:rPr>
-        <w:t xml:space="preserve">📸 *[Imagem: Tela de revisão com flashcard na frente, botão "Revelar" e avaliadores visíveis]*</w:t>
+        <w:spacing w:after="80" w:before="80"/>
+      </w:pPr>
+      <w:r>
+        <w:rPr>
+          <w:rFonts w:ascii="Calibri" w:cs="Calibri" w:eastAsia="Calibri" w:hAnsi="Calibri"/>
+          <w:color w:val="1E293B"/>
+          <w:sz w:val="22"/>
+          <w:szCs w:val="22"/>
+        </w:rPr>
+        <w:t xml:space="preserve">![Sessão de revisão espaçada com flashcard](images/06-review.png)</w:t>
       </w:r>
     </w:p>
     <w:p>
@@ -6874,22 +6856,16 @@
     </w:p>
     <w:p>
       <w:pPr>
-        <w:pBdr>
-          <w:left w:color="7C3AED" w:sz="12" w:space="8"/>
-        </w:pBdr>
-        <w:spacing w:after="120" w:before="120"/>
-        <w:ind w:left="576"/>
-      </w:pPr>
-      <w:r>
-        <w:rPr>
-          <w:rFonts w:ascii="Calibri" w:cs="Calibri" w:eastAsia="Calibri" w:hAnsi="Calibri"/>
-          <w:i/>
-          <w:iCs/>
-          <w:color w:val="64748B"/>
-          <w:sz w:val="22"/>
-          <w:szCs w:val="22"/>
-        </w:rPr>
-        <w:t xml:space="preserve">📸 *[Imagem: Formulário de criação de flashcard com campos Frente e Verso preenchidos]*</w:t>
+        <w:spacing w:after="80" w:before="80"/>
+      </w:pPr>
+      <w:r>
+        <w:rPr>
+          <w:rFonts w:ascii="Calibri" w:cs="Calibri" w:eastAsia="Calibri" w:hAnsi="Calibri"/>
+          <w:color w:val="1E293B"/>
+          <w:sz w:val="22"/>
+          <w:szCs w:val="22"/>
+        </w:rPr>
+        <w:t xml:space="preserve">![Modal de adição de conteúdo e criação de flashcards](images/04-library-modal.png)</w:t>
       </w:r>
     </w:p>
     <w:p>
@@ -7865,22 +7841,16 @@
     </w:p>
     <w:p>
       <w:pPr>
-        <w:pBdr>
-          <w:left w:color="7C3AED" w:sz="12" w:space="8"/>
-        </w:pBdr>
-        <w:spacing w:after="120" w:before="120"/>
-        <w:ind w:left="576"/>
-      </w:pPr>
-      <w:r>
-        <w:rPr>
-          <w:rFonts w:ascii="Calibri" w:cs="Calibri" w:eastAsia="Calibri" w:hAnsi="Calibri"/>
-          <w:i/>
-          <w:iCs/>
-          <w:color w:val="64748B"/>
-          <w:sz w:val="22"/>
-          <w:szCs w:val="22"/>
-        </w:rPr>
-        <w:t xml:space="preserve">📸 *[Imagem: Tela inicial do Aprendizado Ativo com os três modos: Modo Professor, Aplicação Prática e Auto-Avaliação]*</w:t>
+        <w:spacing w:after="80" w:before="80"/>
+      </w:pPr>
+      <w:r>
+        <w:rPr>
+          <w:rFonts w:ascii="Calibri" w:cs="Calibri" w:eastAsia="Calibri" w:hAnsi="Calibri"/>
+          <w:color w:val="1E293B"/>
+          <w:sz w:val="22"/>
+          <w:szCs w:val="22"/>
+        </w:rPr>
+        <w:t xml:space="preserve">![Aprendizado Ativo — Modo Professor, Aplicação Prática e Auto-Avaliação](images/08-active.png)</w:t>
       </w:r>
     </w:p>
     <w:p>
@@ -9660,22 +9630,16 @@
     </w:p>
     <w:p>
       <w:pPr>
-        <w:pBdr>
-          <w:left w:color="7C3AED" w:sz="12" w:space="8"/>
-        </w:pBdr>
-        <w:spacing w:after="120" w:before="120"/>
-        <w:ind w:left="576"/>
-      </w:pPr>
-      <w:r>
-        <w:rPr>
-          <w:rFonts w:ascii="Calibri" w:cs="Calibri" w:eastAsia="Calibri" w:hAnsi="Calibri"/>
-          <w:i/>
-          <w:iCs/>
-          <w:color w:val="64748B"/>
-          <w:sz w:val="22"/>
-          <w:szCs w:val="22"/>
-        </w:rPr>
-        <w:t xml:space="preserve">📸 *[Imagem: Tela de Habilidades com cards de skill por categoria, barra de XP e level]*</w:t>
+        <w:spacing w:after="80" w:before="80"/>
+      </w:pPr>
+      <w:r>
+        <w:rPr>
+          <w:rFonts w:ascii="Calibri" w:cs="Calibri" w:eastAsia="Calibri" w:hAnsi="Calibri"/>
+          <w:color w:val="1E293B"/>
+          <w:sz w:val="22"/>
+          <w:szCs w:val="22"/>
+        </w:rPr>
+        <w:t xml:space="preserve">![Habilidades — progresso, XP e nível por competência](images/09-skills.png)</w:t>
       </w:r>
     </w:p>
     <w:p>

--- a/docs/user-guide/user-guide.docx
+++ b/docs/user-guide/user-guide.docx
@@ -82,7 +82,7 @@
           <w:sz w:val="20"/>
           <w:szCs w:val="20"/>
         </w:rPr>
-        <w:t xml:space="preserve">Versão 2.0  ·  9 de junho de 2026</w:t>
+        <w:t xml:space="preserve">Versão 2.0  ·  10 de junho de 2026</w:t>
       </w:r>
     </w:p>
     <w:p>
